--- a/templates/exercise-template-ex3.docx
+++ b/templates/exercise-template-ex3.docx
@@ -107,7 +107,7 @@
         <w:br/>
       </w:r>
       <w:r>
-        <w:t xml:space="preserve">Include a table of the the calculated energies using the three different basis sets</w:t>
+        <w:t xml:space="preserve">Include a table of the calculated energies using the three different basis sets</w:t>
       </w:r>
     </w:p>
     <w:p>

--- a/templates/exercise-template-ex3.docx
+++ b/templates/exercise-template-ex3.docx
@@ -237,7 +237,7 @@
         <w:br/>
       </w:r>
       <w:r>
-        <w:t xml:space="preserve">Try to find out why we are using</w:t>
+        <w:t xml:space="preserve">Try to find out why are we using</w:t>
       </w:r>
       <w:r>
         <w:t xml:space="preserve"> </w:t>
@@ -277,7 +277,7 @@
         <w:t xml:space="preserve">Hint</w:t>
       </w:r>
       <w:r>
-        <w:t xml:space="preserve">: What happend if you use the same settings as for the RHF calculation?</w:t>
+        <w:t xml:space="preserve">: What happens if you use the same settings as for the RHF calculation?</w:t>
       </w:r>
     </w:p>
     <w:p>
